--- a/docs/beat-animation/STEP12_EVENT_PHASE_MODULATOR_ADVANCED_MOTION_EFFECTS_FULL_ALBUM_MAKER_2026-10-07.docx
+++ b/docs/beat-animation/STEP12_EVENT_PHASE_MODULATOR_ADVANCED_MOTION_EFFECTS_FULL_ALBUM_MAKER_2026-10-07.docx
@@ -1556,7 +1556,7 @@
               <w:rPr>
                 <w:sz w:val="15"/>
               </w:rPr>
-              <w:t>Alternating Wobble, Beat Bounce, Spark Burst</w:t>
+              <w:t>Beat Bounce</w:t>
             </w:r>
           </w:p>
         </w:tc>
